--- a/Курсовая по вебу.docx
+++ b/Курсовая по вебу.docx
@@ -157,39 +157,8 @@
           <w:bCs/>
           <w:szCs w:val="28"/>
         </w:rPr>
-        <w:t xml:space="preserve">Разработка веб-приложения для управления кинотеатром на Vue.js с REST API на </w:t>
-      </w:r>
-      <w:proofErr w:type="spellStart"/>
-      <w:r>
-        <w:rPr>
-          <w:rFonts w:cs="Times New Roman"/>
-          <w:b/>
-          <w:bCs/>
-          <w:szCs w:val="28"/>
-        </w:rPr>
-        <w:t>Spring</w:t>
-      </w:r>
-      <w:proofErr w:type="spellEnd"/>
-      <w:r>
-        <w:rPr>
-          <w:rFonts w:cs="Times New Roman"/>
-          <w:b/>
-          <w:bCs/>
-          <w:szCs w:val="28"/>
-        </w:rPr>
-        <w:t xml:space="preserve"> </w:t>
-      </w:r>
-      <w:proofErr w:type="spellStart"/>
-      <w:r>
-        <w:rPr>
-          <w:rFonts w:cs="Times New Roman"/>
-          <w:b/>
-          <w:bCs/>
-          <w:szCs w:val="28"/>
-        </w:rPr>
-        <w:t>Boot</w:t>
-      </w:r>
-      <w:proofErr w:type="spellEnd"/>
+        <w:t>Разработка веб-приложения для управления кинотеатром на Vue.js с REST API на Spring Boot</w:t>
+      </w:r>
       <w:r>
         <w:rPr>
           <w:rFonts w:cs="Times New Roman"/>
@@ -328,23 +297,13 @@
           <w:szCs w:val="28"/>
         </w:rPr>
       </w:pPr>
-      <w:proofErr w:type="spellStart"/>
       <w:r>
         <w:rPr>
           <w:b/>
           <w:bCs/>
           <w:szCs w:val="28"/>
         </w:rPr>
-        <w:t>Сердюкова</w:t>
-      </w:r>
-      <w:proofErr w:type="spellEnd"/>
-      <w:r>
-        <w:rPr>
-          <w:b/>
-          <w:bCs/>
-          <w:szCs w:val="28"/>
-        </w:rPr>
-        <w:t xml:space="preserve"> П.М</w:t>
+        <w:t>Сердюкова П.М</w:t>
       </w:r>
       <w:r>
         <w:rPr>
@@ -388,23 +347,13 @@
           <w:szCs w:val="28"/>
         </w:rPr>
       </w:pPr>
-      <w:proofErr w:type="spellStart"/>
       <w:r>
         <w:rPr>
           <w:b/>
           <w:bCs/>
           <w:szCs w:val="28"/>
         </w:rPr>
-        <w:t>Курцева</w:t>
-      </w:r>
-      <w:proofErr w:type="spellEnd"/>
-      <w:r>
-        <w:rPr>
-          <w:b/>
-          <w:bCs/>
-          <w:szCs w:val="28"/>
-        </w:rPr>
-        <w:t xml:space="preserve"> В. А</w:t>
+        <w:t>Курцева В. А</w:t>
       </w:r>
       <w:r>
         <w:rPr>
@@ -1470,15 +1419,7 @@
     </w:p>
     <w:p>
       <w:r>
-        <w:t xml:space="preserve">В мире цифровых технологии важно создавать такие веб-приложения, которые будут интуитивно понятны пользователю и отражать всего его требования. В таких условиях разработчики вынуждены использовать различные </w:t>
-      </w:r>
-      <w:proofErr w:type="spellStart"/>
-      <w:r>
-        <w:t>фреймворки</w:t>
-      </w:r>
-      <w:proofErr w:type="spellEnd"/>
-      <w:r>
-        <w:t xml:space="preserve">. </w:t>
+        <w:t xml:space="preserve">В мире цифровых технологии важно создавать такие веб-приложения, которые будут интуитивно понятны пользователю и отражать всего его требования. В таких условиях разработчики вынуждены использовать различные фреймворки. </w:t>
       </w:r>
       <w:r>
         <w:rPr>
@@ -1496,15 +1437,7 @@
         <w:t xml:space="preserve"> </w:t>
       </w:r>
       <w:r>
-        <w:t xml:space="preserve">популярный </w:t>
-      </w:r>
-      <w:proofErr w:type="spellStart"/>
-      <w:r>
-        <w:t>фреймворк</w:t>
-      </w:r>
-      <w:proofErr w:type="spellEnd"/>
-      <w:r>
-        <w:t xml:space="preserve"> с открытым исходным кодом, предназначены для создания интерактивных пользовательский веб-приложений.</w:t>
+        <w:t>популярный фреймворк с открытым исходным кодом, предназначены для создания интерактивных пользовательский веб-приложений.</w:t>
       </w:r>
     </w:p>
     <w:p>
@@ -1642,21 +1575,7 @@
         <w:rPr>
           <w:rFonts w:cs="Times New Roman"/>
         </w:rPr>
-        <w:t xml:space="preserve">Написать слой </w:t>
-      </w:r>
-      <w:proofErr w:type="spellStart"/>
-      <w:r>
-        <w:rPr>
-          <w:rFonts w:cs="Times New Roman"/>
-        </w:rPr>
-        <w:t>бэкенда</w:t>
-      </w:r>
-      <w:proofErr w:type="spellEnd"/>
-      <w:r>
-        <w:rPr>
-          <w:rFonts w:cs="Times New Roman"/>
-        </w:rPr>
-        <w:t xml:space="preserve"> на </w:t>
+        <w:t xml:space="preserve">Написать слой бэкенда на </w:t>
       </w:r>
       <w:r>
         <w:rPr>
@@ -1694,28 +1613,7 @@
         <w:rPr>
           <w:rFonts w:cs="Times New Roman"/>
         </w:rPr>
-        <w:t xml:space="preserve"> основной </w:t>
-      </w:r>
-      <w:proofErr w:type="spellStart"/>
-      <w:r>
-        <w:rPr>
-          <w:rFonts w:cs="Times New Roman"/>
-        </w:rPr>
-        <w:t>фреймворк</w:t>
-      </w:r>
-      <w:proofErr w:type="spellEnd"/>
-      <w:r>
-        <w:rPr>
-          <w:rFonts w:cs="Times New Roman"/>
-        </w:rPr>
-        <w:t xml:space="preserve"> для </w:t>
-      </w:r>
-      <w:proofErr w:type="spellStart"/>
-      <w:r>
-        <w:rPr>
-          <w:rFonts w:cs="Times New Roman"/>
-        </w:rPr>
-        <w:t>фронтенд</w:t>
+        <w:t xml:space="preserve"> основной фреймворк для фронтенд</w:t>
       </w:r>
       <w:r>
         <w:rPr>
@@ -1723,7 +1621,6 @@
         </w:rPr>
         <w:t>а</w:t>
       </w:r>
-      <w:proofErr w:type="spellEnd"/>
       <w:r>
         <w:rPr>
           <w:rFonts w:cs="Times New Roman"/>
@@ -1747,23 +1644,14 @@
         <w:rPr>
           <w:rFonts w:cs="Times New Roman"/>
         </w:rPr>
-        <w:t xml:space="preserve">Разработать клиентскую часть на выбранном </w:t>
-      </w:r>
-      <w:proofErr w:type="spellStart"/>
-      <w:r>
-        <w:rPr>
-          <w:rFonts w:cs="Times New Roman"/>
-        </w:rPr>
-        <w:t>фреймворке</w:t>
-      </w:r>
-      <w:proofErr w:type="spellEnd"/>
+        <w:t>Разработать клиентскую часть на выбранном фреймворке</w:t>
+      </w:r>
       <w:r>
         <w:rPr>
           <w:rFonts w:cs="Times New Roman"/>
         </w:rPr>
         <w:t xml:space="preserve"> – </w:t>
       </w:r>
-      <w:proofErr w:type="spellStart"/>
       <w:r>
         <w:rPr>
           <w:rFonts w:cs="Times New Roman"/>
@@ -1771,7 +1659,6 @@
         </w:rPr>
         <w:t>Vue</w:t>
       </w:r>
-      <w:proofErr w:type="spellEnd"/>
       <w:r>
         <w:rPr>
           <w:rFonts w:cs="Times New Roman"/>
@@ -2161,19 +2048,11 @@
         </w:rPr>
         <w:t xml:space="preserve"> </w:t>
       </w:r>
-      <w:proofErr w:type="spellStart"/>
-      <w:r>
-        <w:rPr>
-          <w:rFonts w:cs="Times New Roman"/>
-        </w:rPr>
-        <w:t>фремйворк</w:t>
-      </w:r>
-      <w:proofErr w:type="spellEnd"/>
-      <w:r>
-        <w:rPr>
-          <w:rFonts w:cs="Times New Roman"/>
-        </w:rPr>
-        <w:t xml:space="preserve">, который поможет в создании удобной и интерактивной афиши для кинотеатра. </w:t>
+      <w:r>
+        <w:rPr>
+          <w:rFonts w:cs="Times New Roman"/>
+        </w:rPr>
+        <w:t xml:space="preserve">фремйворк, который поможет в создании удобной и интерактивной афиши для кинотеатра. </w:t>
       </w:r>
     </w:p>
     <w:p>
@@ -2440,16 +2319,43 @@
         <w:rPr>
           <w:rFonts w:cs="Times New Roman"/>
         </w:rPr>
-        <w:t xml:space="preserve">1. </w:t>
-      </w:r>
-      <w:proofErr w:type="spellStart"/>
-      <w:r>
-        <w:rPr>
-          <w:rFonts w:cs="Times New Roman"/>
-        </w:rPr>
-        <w:t>id</w:t>
-      </w:r>
-      <w:proofErr w:type="spellEnd"/>
+        <w:t xml:space="preserve">1. id - </w:t>
+      </w:r>
+      <w:r>
+        <w:rPr>
+          <w:rFonts w:cs="Times New Roman"/>
+        </w:rPr>
+        <w:t>Уникальный идентификатор фильма</w:t>
+      </w:r>
+      <w:r>
+        <w:rPr>
+          <w:rFonts w:cs="Times New Roman"/>
+        </w:rPr>
+        <w:t>.</w:t>
+      </w:r>
+    </w:p>
+    <w:p>
+      <w:pPr>
+        <w:pStyle w:val="ab"/>
+        <w:spacing w:line="360" w:lineRule="auto"/>
+        <w:ind w:firstLine="720"/>
+        <w:rPr>
+          <w:rFonts w:cs="Times New Roman"/>
+        </w:rPr>
+      </w:pPr>
+      <w:r>
+        <w:rPr>
+          <w:rFonts w:cs="Times New Roman"/>
+        </w:rPr>
+        <w:t xml:space="preserve">2. </w:t>
+      </w:r>
+      <w:r>
+        <w:rPr>
+          <w:rFonts w:cs="Times New Roman"/>
+          <w:lang w:val="en-US"/>
+        </w:rPr>
+        <w:t>title</w:t>
+      </w:r>
       <w:r>
         <w:rPr>
           <w:rFonts w:cs="Times New Roman"/>
@@ -2460,7 +2366,7 @@
         <w:rPr>
           <w:rFonts w:cs="Times New Roman"/>
         </w:rPr>
-        <w:t>Уникальный идентификатор фильма</w:t>
+        <w:t>Название фильма</w:t>
       </w:r>
       <w:r>
         <w:rPr>
@@ -2482,14 +2388,14 @@
         <w:rPr>
           <w:rFonts w:cs="Times New Roman"/>
         </w:rPr>
-        <w:t xml:space="preserve">2. </w:t>
-      </w:r>
-      <w:r>
-        <w:rPr>
-          <w:rFonts w:cs="Times New Roman"/>
-          <w:lang w:val="en-US"/>
-        </w:rPr>
-        <w:t>title</w:t>
+        <w:t xml:space="preserve">3. </w:t>
+      </w:r>
+      <w:r>
+        <w:rPr>
+          <w:rFonts w:cs="Times New Roman"/>
+          <w:lang w:val="en-US"/>
+        </w:rPr>
+        <w:t>director</w:t>
       </w:r>
       <w:r>
         <w:rPr>
@@ -2501,7 +2407,7 @@
         <w:rPr>
           <w:rFonts w:cs="Times New Roman"/>
         </w:rPr>
-        <w:t>Название фильма</w:t>
+        <w:t>Имя режиссёра</w:t>
       </w:r>
       <w:r>
         <w:rPr>
@@ -2523,14 +2429,97 @@
         <w:rPr>
           <w:rFonts w:cs="Times New Roman"/>
         </w:rPr>
-        <w:t xml:space="preserve">3. </w:t>
-      </w:r>
-      <w:r>
-        <w:rPr>
-          <w:rFonts w:cs="Times New Roman"/>
-          <w:lang w:val="en-US"/>
-        </w:rPr>
-        <w:t>director</w:t>
+        <w:t xml:space="preserve">4. genre - </w:t>
+      </w:r>
+      <w:r>
+        <w:rPr>
+          <w:rFonts w:cs="Times New Roman"/>
+        </w:rPr>
+        <w:t>Жанр фильма (фантастика, драма, комедия и т.д.)</w:t>
+      </w:r>
+      <w:r>
+        <w:rPr>
+          <w:rFonts w:cs="Times New Roman"/>
+        </w:rPr>
+        <w:t>.</w:t>
+      </w:r>
+    </w:p>
+    <w:p>
+      <w:pPr>
+        <w:pStyle w:val="ab"/>
+        <w:spacing w:line="360" w:lineRule="auto"/>
+        <w:ind w:firstLine="720"/>
+        <w:rPr>
+          <w:rFonts w:cs="Times New Roman"/>
+        </w:rPr>
+      </w:pPr>
+      <w:r>
+        <w:rPr>
+          <w:rFonts w:cs="Times New Roman"/>
+        </w:rPr>
+        <w:t xml:space="preserve">5. duration - </w:t>
+      </w:r>
+      <w:r>
+        <w:rPr>
+          <w:rFonts w:cs="Times New Roman"/>
+        </w:rPr>
+        <w:t>Длительность в минутах</w:t>
+      </w:r>
+      <w:r>
+        <w:rPr>
+          <w:rFonts w:cs="Times New Roman"/>
+        </w:rPr>
+        <w:t>.</w:t>
+      </w:r>
+    </w:p>
+    <w:p>
+      <w:pPr>
+        <w:pStyle w:val="ab"/>
+        <w:spacing w:line="360" w:lineRule="auto"/>
+        <w:ind w:firstLine="720"/>
+        <w:rPr>
+          <w:rFonts w:cs="Times New Roman"/>
+        </w:rPr>
+      </w:pPr>
+      <w:r>
+        <w:rPr>
+          <w:rFonts w:cs="Times New Roman"/>
+        </w:rPr>
+        <w:t>6. releaseDate - д</w:t>
+      </w:r>
+      <w:r>
+        <w:rPr>
+          <w:rFonts w:cs="Times New Roman"/>
+        </w:rPr>
+        <w:t>ата премьеры</w:t>
+      </w:r>
+      <w:r>
+        <w:rPr>
+          <w:rFonts w:cs="Times New Roman"/>
+        </w:rPr>
+        <w:t>.</w:t>
+      </w:r>
+    </w:p>
+    <w:p>
+      <w:pPr>
+        <w:pStyle w:val="ab"/>
+        <w:spacing w:line="360" w:lineRule="auto"/>
+        <w:ind w:firstLine="720"/>
+        <w:rPr>
+          <w:rFonts w:cs="Times New Roman"/>
+        </w:rPr>
+      </w:pPr>
+      <w:r>
+        <w:rPr>
+          <w:rFonts w:cs="Times New Roman"/>
+        </w:rPr>
+        <w:t xml:space="preserve">7. </w:t>
+      </w:r>
+      <w:r>
+        <w:rPr>
+          <w:rFonts w:cs="Times New Roman"/>
+        </w:rPr>
+        <w:t>status</w:t>
       </w:r>
       <w:r>
         <w:rPr>
@@ -2542,203 +2531,7 @@
         <w:rPr>
           <w:rFonts w:cs="Times New Roman"/>
         </w:rPr>
-        <w:t>Имя режиссёра</w:t>
-      </w:r>
-      <w:r>
-        <w:rPr>
-          <w:rFonts w:cs="Times New Roman"/>
-        </w:rPr>
-        <w:t>.</w:t>
-      </w:r>
-    </w:p>
-    <w:p>
-      <w:pPr>
-        <w:pStyle w:val="ab"/>
-        <w:spacing w:line="360" w:lineRule="auto"/>
-        <w:ind w:firstLine="720"/>
-        <w:rPr>
-          <w:rFonts w:cs="Times New Roman"/>
-        </w:rPr>
-      </w:pPr>
-      <w:r>
-        <w:rPr>
-          <w:rFonts w:cs="Times New Roman"/>
-        </w:rPr>
-        <w:t xml:space="preserve">4. </w:t>
-      </w:r>
-      <w:proofErr w:type="spellStart"/>
-      <w:r>
-        <w:rPr>
-          <w:rFonts w:cs="Times New Roman"/>
-        </w:rPr>
-        <w:t>genre</w:t>
-      </w:r>
-      <w:proofErr w:type="spellEnd"/>
-      <w:r>
-        <w:rPr>
-          <w:rFonts w:cs="Times New Roman"/>
-        </w:rPr>
-        <w:t xml:space="preserve"> - </w:t>
-      </w:r>
-      <w:r>
-        <w:rPr>
-          <w:rFonts w:cs="Times New Roman"/>
-        </w:rPr>
-        <w:t>Жанр фильма (фантастика, драма, комедия и т.д.)</w:t>
-      </w:r>
-      <w:r>
-        <w:rPr>
-          <w:rFonts w:cs="Times New Roman"/>
-        </w:rPr>
-        <w:t>.</w:t>
-      </w:r>
-    </w:p>
-    <w:p>
-      <w:pPr>
-        <w:pStyle w:val="ab"/>
-        <w:spacing w:line="360" w:lineRule="auto"/>
-        <w:ind w:firstLine="720"/>
-        <w:rPr>
-          <w:rFonts w:cs="Times New Roman"/>
-        </w:rPr>
-      </w:pPr>
-      <w:r>
-        <w:rPr>
-          <w:rFonts w:cs="Times New Roman"/>
-        </w:rPr>
-        <w:t xml:space="preserve">5. </w:t>
-      </w:r>
-      <w:proofErr w:type="spellStart"/>
-      <w:r>
-        <w:rPr>
-          <w:rFonts w:cs="Times New Roman"/>
-        </w:rPr>
-        <w:t>duration</w:t>
-      </w:r>
-      <w:proofErr w:type="spellEnd"/>
-      <w:r>
-        <w:rPr>
-          <w:rFonts w:cs="Times New Roman"/>
-        </w:rPr>
-        <w:t xml:space="preserve"> - </w:t>
-      </w:r>
-      <w:r>
-        <w:rPr>
-          <w:rFonts w:cs="Times New Roman"/>
-        </w:rPr>
-        <w:t>Длительность в минутах</w:t>
-      </w:r>
-      <w:r>
-        <w:rPr>
-          <w:rFonts w:cs="Times New Roman"/>
-        </w:rPr>
-        <w:t>.</w:t>
-      </w:r>
-    </w:p>
-    <w:p>
-      <w:pPr>
-        <w:pStyle w:val="ab"/>
-        <w:spacing w:line="360" w:lineRule="auto"/>
-        <w:ind w:firstLine="720"/>
-        <w:rPr>
-          <w:rFonts w:cs="Times New Roman"/>
-        </w:rPr>
-      </w:pPr>
-      <w:r>
-        <w:rPr>
-          <w:rFonts w:cs="Times New Roman"/>
-        </w:rPr>
-        <w:t xml:space="preserve">6. </w:t>
-      </w:r>
-      <w:proofErr w:type="spellStart"/>
-      <w:r>
-        <w:rPr>
-          <w:rFonts w:cs="Times New Roman"/>
-        </w:rPr>
-        <w:t>releaseDate</w:t>
-      </w:r>
-      <w:proofErr w:type="spellEnd"/>
-      <w:r>
-        <w:rPr>
-          <w:rFonts w:cs="Times New Roman"/>
-        </w:rPr>
-        <w:t xml:space="preserve"> - д</w:t>
-      </w:r>
-      <w:r>
-        <w:rPr>
-          <w:rFonts w:cs="Times New Roman"/>
-        </w:rPr>
-        <w:t>ата премьеры</w:t>
-      </w:r>
-      <w:r>
-        <w:rPr>
-          <w:rFonts w:cs="Times New Roman"/>
-        </w:rPr>
-        <w:t>.</w:t>
-      </w:r>
-    </w:p>
-    <w:p>
-      <w:pPr>
-        <w:pStyle w:val="ab"/>
-        <w:spacing w:line="360" w:lineRule="auto"/>
-        <w:ind w:firstLine="720"/>
-        <w:rPr>
-          <w:rFonts w:cs="Times New Roman"/>
-        </w:rPr>
-      </w:pPr>
-      <w:r>
-        <w:rPr>
-          <w:rFonts w:cs="Times New Roman"/>
-        </w:rPr>
-        <w:t xml:space="preserve">7. </w:t>
-      </w:r>
-      <w:proofErr w:type="spellStart"/>
-      <w:r>
-        <w:rPr>
-          <w:rFonts w:cs="Times New Roman"/>
-        </w:rPr>
-        <w:t>status</w:t>
-      </w:r>
-      <w:proofErr w:type="spellEnd"/>
-      <w:r>
-        <w:rPr>
-          <w:rFonts w:cs="Times New Roman"/>
-        </w:rPr>
-        <w:t xml:space="preserve"> - </w:t>
-      </w:r>
-      <w:r>
-        <w:rPr>
-          <w:rFonts w:cs="Times New Roman"/>
-        </w:rPr>
-        <w:t>Статус фильма: "</w:t>
-      </w:r>
-      <w:proofErr w:type="spellStart"/>
-      <w:r>
-        <w:rPr>
-          <w:rFonts w:cs="Times New Roman"/>
-        </w:rPr>
-        <w:t>active</w:t>
-      </w:r>
-      <w:proofErr w:type="spellEnd"/>
-      <w:r>
-        <w:rPr>
-          <w:rFonts w:cs="Times New Roman"/>
-        </w:rPr>
-        <w:t>" (в прокате) или "</w:t>
-      </w:r>
-      <w:proofErr w:type="spellStart"/>
-      <w:r>
-        <w:rPr>
-          <w:rFonts w:cs="Times New Roman"/>
-        </w:rPr>
-        <w:t>archived</w:t>
-      </w:r>
-      <w:proofErr w:type="spellEnd"/>
-      <w:r>
-        <w:rPr>
-          <w:rFonts w:cs="Times New Roman"/>
-        </w:rPr>
-        <w:t>" (в архиве)</w:t>
+        <w:t>Статус фильма: "active" (в прокате) или "archived" (в архиве)</w:t>
       </w:r>
       <w:r>
         <w:rPr>
@@ -3032,19 +2825,11 @@
           <w:rFonts w:cs="Times New Roman"/>
         </w:rPr>
       </w:pPr>
-      <w:proofErr w:type="spellStart"/>
-      <w:r>
-        <w:rPr>
-          <w:rFonts w:cs="Times New Roman"/>
-        </w:rPr>
-        <w:t>Фронтенд</w:t>
-      </w:r>
-      <w:proofErr w:type="spellEnd"/>
-      <w:r>
-        <w:rPr>
-          <w:rFonts w:cs="Times New Roman"/>
-        </w:rPr>
-        <w:t xml:space="preserve"> написан на </w:t>
+      <w:r>
+        <w:rPr>
+          <w:rFonts w:cs="Times New Roman"/>
+        </w:rPr>
+        <w:t xml:space="preserve">Фронтенд написан на </w:t>
       </w:r>
       <w:r>
         <w:rPr>
@@ -3132,21 +2917,7 @@
         <w:rPr>
           <w:rFonts w:cs="Times New Roman"/>
         </w:rPr>
-        <w:t xml:space="preserve">Разработчику не нужно изучать сложные концепции для написания кода. Также данный </w:t>
-      </w:r>
-      <w:proofErr w:type="spellStart"/>
-      <w:r>
-        <w:rPr>
-          <w:rFonts w:cs="Times New Roman"/>
-        </w:rPr>
-        <w:t>фреймворк</w:t>
-      </w:r>
-      <w:proofErr w:type="spellEnd"/>
-      <w:r>
-        <w:rPr>
-          <w:rFonts w:cs="Times New Roman"/>
-        </w:rPr>
-        <w:t xml:space="preserve"> работает без дополнительных настроек. При изменении данных интерфейс обновляется автоматически, что значительно упрощает разработку и отладку. </w:t>
+        <w:t xml:space="preserve">Разработчику не нужно изучать сложные концепции для написания кода. Также данный фреймворк работает без дополнительных настроек. При изменении данных интерфейс обновляется автоматически, что значительно упрощает разработку и отладку. </w:t>
       </w:r>
       <w:r>
         <w:rPr>
@@ -3159,21 +2930,7 @@
         <w:rPr>
           <w:rFonts w:cs="Times New Roman"/>
         </w:rPr>
-        <w:t xml:space="preserve"> позволяет создавать </w:t>
-      </w:r>
-      <w:proofErr w:type="spellStart"/>
-      <w:r>
-        <w:rPr>
-          <w:rFonts w:cs="Times New Roman"/>
-        </w:rPr>
-        <w:t>переиспользуемые</w:t>
-      </w:r>
-      <w:proofErr w:type="spellEnd"/>
-      <w:r>
-        <w:rPr>
-          <w:rFonts w:cs="Times New Roman"/>
-        </w:rPr>
-        <w:t xml:space="preserve"> компоненты, что ускоряет разработку и улучшает структуру кода.</w:t>
+        <w:t xml:space="preserve"> позволяет создавать переиспользуемые компоненты, что ускоряет разработку и улучшает структуру кода.</w:t>
       </w:r>
     </w:p>
     <w:p>
@@ -3231,28 +2988,12 @@
           <w:rFonts w:cs="Times New Roman"/>
         </w:rPr>
       </w:pPr>
-      <w:proofErr w:type="spellStart"/>
-      <w:r>
-        <w:rPr>
-          <w:rFonts w:cs="Times New Roman"/>
-        </w:rPr>
-        <w:t>Vue</w:t>
-      </w:r>
-      <w:proofErr w:type="spellEnd"/>
-      <w:r>
-        <w:rPr>
-          <w:rFonts w:cs="Times New Roman"/>
-        </w:rPr>
-        <w:t xml:space="preserve">-компоненты отправляют HTTP-запросы к REST API </w:t>
-      </w:r>
-      <w:proofErr w:type="spellStart"/>
-      <w:r>
-        <w:rPr>
-          <w:rFonts w:cs="Times New Roman"/>
-        </w:rPr>
-        <w:t>бэкенда.</w:t>
-      </w:r>
-      <w:proofErr w:type="spellEnd"/>
+      <w:r>
+        <w:rPr>
+          <w:rFonts w:cs="Times New Roman"/>
+        </w:rPr>
+        <w:t>Vue-компоненты отправляют HTTP-запросы к REST API бэкенда.</w:t>
+      </w:r>
     </w:p>
     <w:p>
       <w:pPr>
@@ -3267,56 +3008,12 @@
           <w:rFonts w:cs="Times New Roman"/>
         </w:rPr>
       </w:pPr>
-      <w:proofErr w:type="spellStart"/>
-      <w:r>
-        <w:rPr>
-          <w:rFonts w:cs="Times New Roman"/>
-        </w:rPr>
-        <w:t>Spring</w:t>
-      </w:r>
-      <w:proofErr w:type="spellEnd"/>
-      <w:r>
-        <w:rPr>
-          <w:rFonts w:cs="Times New Roman"/>
-        </w:rPr>
-        <w:t xml:space="preserve"> </w:t>
-      </w:r>
-      <w:proofErr w:type="spellStart"/>
-      <w:r>
-        <w:rPr>
-          <w:rFonts w:cs="Times New Roman"/>
-        </w:rPr>
-        <w:t>Boot</w:t>
-      </w:r>
-      <w:proofErr w:type="spellEnd"/>
-      <w:r>
-        <w:rPr>
-          <w:rFonts w:cs="Times New Roman"/>
-        </w:rPr>
-        <w:t xml:space="preserve"> обрабатывает запросы, взаимодействуя со </w:t>
-      </w:r>
-      <w:proofErr w:type="spellStart"/>
-      <w:r>
-        <w:rPr>
-          <w:rFonts w:cs="Times New Roman"/>
-        </w:rPr>
-        <w:t>Service</w:t>
-      </w:r>
-      <w:proofErr w:type="spellEnd"/>
-      <w:r>
-        <w:rPr>
-          <w:rFonts w:cs="Times New Roman"/>
-        </w:rPr>
-        <w:t>-</w:t>
-      </w:r>
-      <w:proofErr w:type="spellStart"/>
-      <w:r>
-        <w:rPr>
-          <w:rFonts w:cs="Times New Roman"/>
-        </w:rPr>
-        <w:t>слоем.</w:t>
-      </w:r>
-      <w:proofErr w:type="spellEnd"/>
+      <w:r>
+        <w:rPr>
+          <w:rFonts w:cs="Times New Roman"/>
+        </w:rPr>
+        <w:t>Spring Boot обрабатывает запросы, взаимодействуя со Service-слоем.</w:t>
+      </w:r>
     </w:p>
     <w:p>
       <w:pPr>
@@ -3331,42 +3028,12 @@
           <w:rFonts w:cs="Times New Roman"/>
         </w:rPr>
       </w:pPr>
-      <w:proofErr w:type="spellStart"/>
-      <w:r>
-        <w:rPr>
-          <w:rFonts w:cs="Times New Roman"/>
-        </w:rPr>
-        <w:t>Service</w:t>
-      </w:r>
-      <w:proofErr w:type="spellEnd"/>
-      <w:r>
-        <w:rPr>
-          <w:rFonts w:cs="Times New Roman"/>
-        </w:rPr>
-        <w:t xml:space="preserve">-слой выполняет бизнес-логику и обращается к </w:t>
-      </w:r>
-      <w:proofErr w:type="spellStart"/>
-      <w:r>
-        <w:rPr>
-          <w:rFonts w:cs="Times New Roman"/>
-        </w:rPr>
-        <w:t>Data</w:t>
-      </w:r>
-      <w:proofErr w:type="spellEnd"/>
-      <w:r>
-        <w:rPr>
-          <w:rFonts w:cs="Times New Roman"/>
-        </w:rPr>
-        <w:t>-</w:t>
-      </w:r>
-      <w:proofErr w:type="spellStart"/>
-      <w:r>
-        <w:rPr>
-          <w:rFonts w:cs="Times New Roman"/>
-        </w:rPr>
-        <w:t>слою.</w:t>
-      </w:r>
-      <w:proofErr w:type="spellEnd"/>
+      <w:r>
+        <w:rPr>
+          <w:rFonts w:cs="Times New Roman"/>
+        </w:rPr>
+        <w:t>Service-слой выполняет бизнес-логику и обращается к Data-слою.</w:t>
+      </w:r>
     </w:p>
     <w:p>
       <w:pPr>
@@ -3381,19 +3048,11 @@
           <w:rFonts w:cs="Times New Roman"/>
         </w:rPr>
       </w:pPr>
-      <w:proofErr w:type="spellStart"/>
-      <w:r>
-        <w:rPr>
-          <w:rFonts w:cs="Times New Roman"/>
-        </w:rPr>
-        <w:t>Data</w:t>
-      </w:r>
-      <w:proofErr w:type="spellEnd"/>
-      <w:r>
-        <w:rPr>
-          <w:rFonts w:cs="Times New Roman"/>
-        </w:rPr>
-        <w:t>-слой (эмуляция БД в памяти) возвращает данные.</w:t>
+      <w:r>
+        <w:rPr>
+          <w:rFonts w:cs="Times New Roman"/>
+        </w:rPr>
+        <w:t>Data-слой (эмуляция БД в памяти) возвращает данные.</w:t>
       </w:r>
     </w:p>
     <w:p>
@@ -3511,7 +3170,6 @@
         </w:rPr>
         <w:t xml:space="preserve">клиентской части на </w:t>
       </w:r>
-      <w:proofErr w:type="spellStart"/>
       <w:r>
         <w:rPr>
           <w:rFonts w:cs="Times New Roman"/>
@@ -3520,7 +3178,6 @@
         <w:t>Vue</w:t>
       </w:r>
       <w:bookmarkEnd w:id="6"/>
-      <w:proofErr w:type="spellEnd"/>
     </w:p>
     <w:p>
       <w:pPr>
@@ -3542,23 +3199,19 @@
         <w:spacing w:line="360" w:lineRule="auto"/>
       </w:pPr>
       <w:r>
-        <w:t xml:space="preserve">Архитектура </w:t>
-      </w:r>
-      <w:proofErr w:type="spellStart"/>
-      <w:r>
-        <w:t>фронтенда</w:t>
-      </w:r>
-      <w:proofErr w:type="spellEnd"/>
-      <w:r>
-        <w:t xml:space="preserve"> представлена на рисунке 1.</w:t>
-      </w:r>
-    </w:p>
-    <w:p>
-      <w:pPr>
-        <w:pStyle w:val="ab"/>
-        <w:spacing w:line="360" w:lineRule="auto"/>
-      </w:pPr>
-      <w:r>
+        <w:t>Архитектура фронтенда представлена на рисунке 1.</w:t>
+      </w:r>
+    </w:p>
+    <w:p>
+      <w:pPr>
+        <w:pStyle w:val="ab"/>
+        <w:spacing w:line="360" w:lineRule="auto"/>
+      </w:pPr>
+      <w:r>
+        <w:rPr>
+          <w:noProof/>
+          <w:lang w:eastAsia="ru-RU"/>
+        </w:rPr>
         <w:drawing>
           <wp:inline distT="0" distB="0" distL="0" distR="0" wp14:anchorId="5E58E739" wp14:editId="13AB50BF">
             <wp:extent cx="2987299" cy="6896698"/>
@@ -3600,20 +3253,9 @@
       <w:pPr>
         <w:pStyle w:val="ab"/>
         <w:spacing w:line="360" w:lineRule="auto"/>
-        <w:rPr>
-          <w:lang w:val="en-US"/>
-        </w:rPr>
-      </w:pPr>
-      <w:r>
-        <w:t xml:space="preserve">Рисунок 1 – Архитектура </w:t>
-      </w:r>
-      <w:proofErr w:type="spellStart"/>
-      <w:r>
-        <w:t>фронтенда</w:t>
-      </w:r>
-      <w:proofErr w:type="spellEnd"/>
-      <w:r>
-        <w:t xml:space="preserve"> на </w:t>
+      </w:pPr>
+      <w:r>
+        <w:t xml:space="preserve">Рисунок 1 – Архитектура фронтенда на </w:t>
       </w:r>
       <w:r>
         <w:rPr>
@@ -3661,15 +3303,7 @@
         <w:t xml:space="preserve"> – </w:t>
       </w:r>
       <w:r>
-        <w:t xml:space="preserve">Стили и </w:t>
-      </w:r>
-      <w:proofErr w:type="spellStart"/>
-      <w:r>
-        <w:t>ресуры</w:t>
-      </w:r>
-      <w:proofErr w:type="spellEnd"/>
-      <w:r>
-        <w:t>:</w:t>
+        <w:t>Стили и ресуры:</w:t>
       </w:r>
     </w:p>
     <w:p>
@@ -3759,14 +3393,12 @@
         <w:spacing w:line="360" w:lineRule="auto"/>
         <w:ind w:hanging="357"/>
       </w:pPr>
-      <w:proofErr w:type="spellStart"/>
       <w:r>
         <w:rPr>
           <w:lang w:val="en-US"/>
         </w:rPr>
         <w:t>Vite</w:t>
       </w:r>
-      <w:proofErr w:type="spellEnd"/>
       <w:r>
         <w:t>.</w:t>
       </w:r>
@@ -3779,14 +3411,12 @@
       <w:r>
         <w:t>.</w:t>
       </w:r>
-      <w:proofErr w:type="spellStart"/>
       <w:r>
         <w:rPr>
           <w:lang w:val="en-US"/>
         </w:rPr>
         <w:t>js</w:t>
       </w:r>
-      <w:proofErr w:type="spellEnd"/>
       <w:r>
         <w:t xml:space="preserve"> – </w:t>
       </w:r>
@@ -3968,14 +3598,12 @@
         </w:numPr>
         <w:spacing w:line="360" w:lineRule="auto"/>
       </w:pPr>
-      <w:proofErr w:type="spellStart"/>
       <w:r>
         <w:rPr>
           <w:lang w:val="en-US"/>
         </w:rPr>
         <w:t>AppHeader</w:t>
       </w:r>
-      <w:proofErr w:type="spellEnd"/>
       <w:r>
         <w:t xml:space="preserve"> – </w:t>
       </w:r>
@@ -4002,15 +3630,7 @@
         <w:t xml:space="preserve"> – </w:t>
       </w:r>
       <w:r>
-        <w:t xml:space="preserve">Навигация. Показывает количество активных фильмов на </w:t>
-      </w:r>
-      <w:proofErr w:type="spellStart"/>
-      <w:r>
-        <w:t>бэкенде</w:t>
-      </w:r>
-      <w:proofErr w:type="spellEnd"/>
-      <w:r>
-        <w:t>. Содержит две вкладки – «Афиша» и «Архив».</w:t>
+        <w:t>Навигация. Показывает количество активных фильмов на бэкенде. Содержит две вкладки – «Афиша» и «Архив».</w:t>
       </w:r>
     </w:p>
     <w:p>
@@ -4057,23 +3677,7 @@
         <w:t>Афиша</w:t>
       </w:r>
       <w:r>
-        <w:t xml:space="preserve">, отображает список фильмов с </w:t>
-      </w:r>
-      <w:proofErr w:type="spellStart"/>
-      <w:r>
-        <w:t>филтрацией</w:t>
-      </w:r>
-      <w:proofErr w:type="spellEnd"/>
-      <w:r>
-        <w:t xml:space="preserve">, поиском и сортировкой. Включает форму для </w:t>
-      </w:r>
-      <w:proofErr w:type="spellStart"/>
-      <w:r>
-        <w:t>добавляения</w:t>
-      </w:r>
-      <w:proofErr w:type="spellEnd"/>
-      <w:r>
-        <w:t xml:space="preserve"> новых фильмов.</w:t>
+        <w:t>, отображает список фильмов с филтрацией, поиском и сортировкой. Включает форму для добавляения новых фильмов.</w:t>
       </w:r>
     </w:p>
     <w:p>
@@ -4125,15 +3729,7 @@
         <w:t>С</w:t>
       </w:r>
       <w:r>
-        <w:t xml:space="preserve">писок </w:t>
-      </w:r>
-      <w:proofErr w:type="spellStart"/>
-      <w:r>
-        <w:t>заархированных</w:t>
-      </w:r>
-      <w:proofErr w:type="spellEnd"/>
-      <w:r>
-        <w:t xml:space="preserve"> фильмов. Содержит кнопки «Восстановить» и «Удалить».</w:t>
+        <w:t>писок заархированных фильмов. Содержит кнопки «Восстановить» и «Удалить».</w:t>
       </w:r>
     </w:p>
     <w:p>
@@ -4227,14 +3823,12 @@
         </w:numPr>
         <w:spacing w:line="360" w:lineRule="auto"/>
       </w:pPr>
-      <w:proofErr w:type="spellStart"/>
       <w:r>
         <w:rPr>
           <w:lang w:val="en-US"/>
         </w:rPr>
         <w:t>BaseInput</w:t>
       </w:r>
-      <w:proofErr w:type="spellEnd"/>
       <w:r>
         <w:t xml:space="preserve"> – </w:t>
       </w:r>
@@ -4292,23 +3886,7 @@
         <w:t xml:space="preserve"> – </w:t>
       </w:r>
       <w:r>
-        <w:t xml:space="preserve">Работа с </w:t>
-      </w:r>
-      <w:proofErr w:type="spellStart"/>
-      <w:r>
-        <w:t>бэкендом</w:t>
-      </w:r>
-      <w:proofErr w:type="spellEnd"/>
-      <w:r>
-        <w:t xml:space="preserve">, отправляет запросы на сайт </w:t>
-      </w:r>
-      <w:proofErr w:type="spellStart"/>
-      <w:r>
-        <w:t>бэкенда</w:t>
-      </w:r>
-      <w:proofErr w:type="spellEnd"/>
-      <w:r>
-        <w:t>. Выполняет запросы по созданию фильма, удалению фильма и обновлению.</w:t>
+        <w:t>Работа с бэкендом, отправляет запросы на сайт бэкенда. Выполняет запросы по созданию фильма, удалению фильма и обновлению.</w:t>
       </w:r>
     </w:p>
     <w:p>
@@ -4321,14 +3899,12 @@
         <w:spacing w:line="360" w:lineRule="auto"/>
         <w:ind w:hanging="357"/>
       </w:pPr>
-      <w:proofErr w:type="spellStart"/>
       <w:r>
         <w:rPr>
           <w:lang w:val="en-US"/>
         </w:rPr>
         <w:t>useTheme</w:t>
       </w:r>
-      <w:proofErr w:type="spellEnd"/>
       <w:r>
         <w:t xml:space="preserve"> – </w:t>
       </w:r>
@@ -4395,15 +3971,7 @@
         <w:t xml:space="preserve">. </w:t>
       </w:r>
       <w:r>
-        <w:t xml:space="preserve">Он импортирует все существующее компоненты, подключает </w:t>
-      </w:r>
-      <w:proofErr w:type="spellStart"/>
-      <w:r>
-        <w:t>бэкенд</w:t>
-      </w:r>
-      <w:proofErr w:type="spellEnd"/>
-      <w:r>
-        <w:t xml:space="preserve"> в </w:t>
+        <w:t xml:space="preserve">Он импортирует все существующее компоненты, подключает бэкенд в </w:t>
       </w:r>
       <w:r>
         <w:rPr>
@@ -4435,13 +4003,8 @@
       <w:r>
         <w:t xml:space="preserve">&gt;. </w:t>
       </w:r>
-      <w:proofErr w:type="spellStart"/>
-      <w:r>
-        <w:t>Рендерит</w:t>
-      </w:r>
-      <w:proofErr w:type="spellEnd"/>
-      <w:r>
-        <w:t xml:space="preserve"> шапку, навигацию, основное содержимое в зависимости от активной вкладки - </w:t>
+      <w:r>
+        <w:t xml:space="preserve">Рендерит шапку, навигацию, основное содержимое в зависимости от активной вкладки - </w:t>
       </w:r>
       <w:r>
         <w:t>&lt;</w:t>
@@ -4501,15 +4064,7 @@
         <w:t xml:space="preserve">, </w:t>
       </w:r>
       <w:r>
-        <w:t xml:space="preserve">который импортирует стили, </w:t>
-      </w:r>
-      <w:proofErr w:type="spellStart"/>
-      <w:r>
-        <w:t>подключаяя</w:t>
-      </w:r>
-      <w:proofErr w:type="spellEnd"/>
-      <w:r>
-        <w:t xml:space="preserve"> </w:t>
+        <w:t xml:space="preserve">который импортирует стили, подключаяя </w:t>
       </w:r>
       <w:r>
         <w:rPr>
@@ -4544,7 +4099,6 @@
         </w:rPr>
         <w:t>App</w:t>
       </w:r>
-      <w:proofErr w:type="gramStart"/>
       <w:r>
         <w:t>).</w:t>
       </w:r>
@@ -4554,7 +4108,6 @@
         </w:rPr>
         <w:t>mount</w:t>
       </w:r>
-      <w:proofErr w:type="gramEnd"/>
       <w:r>
         <w:t>(‘#</w:t>
       </w:r>
@@ -4659,7 +4212,6 @@
       <w:r>
         <w:t xml:space="preserve">вызывает </w:t>
       </w:r>
-      <w:proofErr w:type="gramStart"/>
       <w:r>
         <w:rPr>
           <w:lang w:val="en-US"/>
@@ -4667,11 +4219,7 @@
         <w:t>onMounted</w:t>
       </w:r>
       <w:r>
-        <w:t>(</w:t>
-      </w:r>
-      <w:proofErr w:type="gramEnd"/>
-      <w:r>
-        <w:t>)</w:t>
+        <w:t>()</w:t>
       </w:r>
       <w:r>
         <w:t xml:space="preserve">, это хук жизненного цикла </w:t>
@@ -4683,42 +4231,13 @@
         <w:t>vue</w:t>
       </w:r>
       <w:r>
-        <w:t xml:space="preserve">, который выполняется после того, как пользователь </w:t>
-      </w:r>
-      <w:proofErr w:type="spellStart"/>
-      <w:r>
-        <w:t>отрисовался</w:t>
-      </w:r>
-      <w:proofErr w:type="spellEnd"/>
-      <w:r>
-        <w:t xml:space="preserve"> на странице. Далее тот же компонент вызывает </w:t>
-      </w:r>
-      <w:proofErr w:type="spellStart"/>
-      <w:r>
-        <w:t>useMoviesAPI.fetchMovies</w:t>
-      </w:r>
-      <w:proofErr w:type="spellEnd"/>
-      <w:r>
-        <w:t>()</w:t>
-      </w:r>
-      <w:r>
-        <w:t xml:space="preserve">, который загружает фильмы с </w:t>
-      </w:r>
-      <w:proofErr w:type="spellStart"/>
-      <w:r>
-        <w:t>бэкенда</w:t>
-      </w:r>
-      <w:proofErr w:type="spellEnd"/>
-      <w:r>
-        <w:t xml:space="preserve">. Она ходит в слой </w:t>
-      </w:r>
-      <w:proofErr w:type="spellStart"/>
-      <w:r>
-        <w:t>бэкенда</w:t>
-      </w:r>
-      <w:proofErr w:type="spellEnd"/>
-      <w:r>
-        <w:t xml:space="preserve">, загружает все </w:t>
+        <w:t xml:space="preserve">, который выполняется после того, как пользователь отрисовался на странице. Далее тот же компонент вызывает </w:t>
+      </w:r>
+      <w:r>
+        <w:t>useMoviesAPI.fetchMovies()</w:t>
+      </w:r>
+      <w:r>
+        <w:t xml:space="preserve">, который загружает фильмы с бэкенда. Она ходит в слой бэкенда, загружает все </w:t>
       </w:r>
       <w:r>
         <w:t xml:space="preserve">фильмы и сохраняет </w:t>
@@ -4750,7 +4269,6 @@
       <w:r>
         <w:t xml:space="preserve">мог показать их на странице. </w:t>
       </w:r>
-      <w:proofErr w:type="gramStart"/>
       <w:r>
         <w:rPr>
           <w:lang w:val="en-US"/>
@@ -4758,11 +4276,7 @@
         <w:t>Fetch</w:t>
       </w:r>
       <w:r>
-        <w:t>(</w:t>
-      </w:r>
-      <w:proofErr w:type="gramEnd"/>
-      <w:r>
-        <w:t xml:space="preserve">) </w:t>
+        <w:t xml:space="preserve">() </w:t>
       </w:r>
       <w:r>
         <w:t xml:space="preserve">идет в </w:t>
@@ -4801,58 +4315,62 @@
       <w:r>
         <w:t xml:space="preserve">вызывая метод контроллера, для получения всех фильмов, который идёт в сервис и получает список всех фильмов из памяти. Сервис возвращает ответ в виде </w:t>
       </w:r>
-      <w:proofErr w:type="gramStart"/>
       <w:r>
         <w:rPr>
           <w:lang w:val="en-US"/>
         </w:rPr>
         <w:t>JSON</w:t>
       </w:r>
-      <w:proofErr w:type="gramEnd"/>
-      <w:r>
-        <w:t xml:space="preserve"> и он возвращается во </w:t>
-      </w:r>
-      <w:proofErr w:type="spellStart"/>
-      <w:r>
-        <w:t>фронтенд</w:t>
-      </w:r>
-      <w:proofErr w:type="spellEnd"/>
+      <w:r>
+        <w:t xml:space="preserve"> и он возвращается во фронтенд. </w:t>
+      </w:r>
+      <w:r>
+        <w:rPr>
+          <w:lang w:val="en-US"/>
+        </w:rPr>
+        <w:t>Movie</w:t>
+      </w:r>
+      <w:r>
+        <w:t>,</w:t>
+      </w:r>
+      <w:r>
+        <w:rPr>
+          <w:lang w:val="en-US"/>
+        </w:rPr>
+        <w:t>value</w:t>
+      </w:r>
+      <w:r>
+        <w:t xml:space="preserve"> = </w:t>
+      </w:r>
+      <w:r>
+        <w:t xml:space="preserve">данные из </w:t>
+      </w:r>
+      <w:r>
+        <w:rPr>
+          <w:lang w:val="en-US"/>
+        </w:rPr>
+        <w:t>JSON</w:t>
+      </w:r>
       <w:r>
         <w:t xml:space="preserve">. </w:t>
       </w:r>
-      <w:proofErr w:type="spellStart"/>
-      <w:proofErr w:type="gramStart"/>
-      <w:r>
-        <w:rPr>
-          <w:lang w:val="en-US"/>
-        </w:rPr>
-        <w:t>Movie,value</w:t>
-      </w:r>
-      <w:proofErr w:type="spellEnd"/>
-      <w:proofErr w:type="gramEnd"/>
-      <w:r>
-        <w:rPr>
-          <w:lang w:val="en-US"/>
-        </w:rPr>
-        <w:t xml:space="preserve"> = </w:t>
-      </w:r>
-      <w:r>
-        <w:t xml:space="preserve">данные из </w:t>
-      </w:r>
-      <w:r>
-        <w:rPr>
-          <w:lang w:val="en-US"/>
-        </w:rPr>
-        <w:t>JSON</w:t>
-      </w:r>
-      <w:r>
-        <w:t xml:space="preserve">. </w:t>
-      </w:r>
-      <w:r>
-        <w:rPr>
-          <w:lang w:val="en-US"/>
-        </w:rPr>
-        <w:t xml:space="preserve">Vue.js </w:t>
+      <w:r>
+        <w:rPr>
+          <w:lang w:val="en-US"/>
+        </w:rPr>
+        <w:t>Vue</w:t>
+      </w:r>
+      <w:r>
+        <w:t>.</w:t>
+      </w:r>
+      <w:r>
+        <w:rPr>
+          <w:lang w:val="en-US"/>
+        </w:rPr>
+        <w:t>js</w:t>
+      </w:r>
+      <w:r>
+        <w:t xml:space="preserve"> </w:t>
       </w:r>
       <w:r>
         <w:t>обновляет интерфейс.</w:t>
@@ -5050,6 +4568,10 @@
         <w:spacing w:line="360" w:lineRule="auto"/>
       </w:pPr>
       <w:r>
+        <w:rPr>
+          <w:noProof/>
+          <w:lang w:eastAsia="ru-RU"/>
+        </w:rPr>
         <w:drawing>
           <wp:inline distT="0" distB="0" distL="0" distR="0" wp14:anchorId="406D6DBE" wp14:editId="7DF2B5FE">
             <wp:extent cx="5940425" cy="3194050"/>
@@ -5111,6 +4633,10 @@
         <w:spacing w:line="360" w:lineRule="auto"/>
       </w:pPr>
       <w:r>
+        <w:rPr>
+          <w:noProof/>
+          <w:lang w:eastAsia="ru-RU"/>
+        </w:rPr>
         <w:drawing>
           <wp:inline distT="0" distB="0" distL="0" distR="0" wp14:anchorId="38D81937" wp14:editId="2F40928B">
             <wp:extent cx="5940425" cy="3065145"/>
@@ -5172,6 +4698,10 @@
         <w:spacing w:line="360" w:lineRule="auto"/>
       </w:pPr>
       <w:r>
+        <w:rPr>
+          <w:noProof/>
+          <w:lang w:eastAsia="ru-RU"/>
+        </w:rPr>
         <w:lastRenderedPageBreak/>
         <w:drawing>
           <wp:inline distT="0" distB="0" distL="0" distR="0" wp14:anchorId="19681347" wp14:editId="1917609C">
@@ -5573,15 +5103,7 @@
         <w:t>В ходе выполне</w:t>
       </w:r>
       <w:r>
-        <w:t xml:space="preserve">ния данной курсовой работы был создан слой </w:t>
-      </w:r>
-      <w:proofErr w:type="spellStart"/>
-      <w:r>
-        <w:t>бэкенда</w:t>
-      </w:r>
-      <w:proofErr w:type="spellEnd"/>
-      <w:r>
-        <w:t xml:space="preserve"> на </w:t>
+        <w:t xml:space="preserve">ния данной курсовой работы был создан слой бэкенда на </w:t>
       </w:r>
       <w:r>
         <w:rPr>
@@ -5611,15 +5133,7 @@
         <w:t xml:space="preserve">. </w:t>
       </w:r>
       <w:r>
-        <w:t xml:space="preserve">А также слой </w:t>
-      </w:r>
-      <w:proofErr w:type="spellStart"/>
-      <w:r>
-        <w:t>фронтенда</w:t>
-      </w:r>
-      <w:proofErr w:type="spellEnd"/>
-      <w:r>
-        <w:t xml:space="preserve"> на </w:t>
+        <w:t xml:space="preserve">А также слой фронтенда на </w:t>
       </w:r>
       <w:r>
         <w:rPr>
@@ -5628,31 +5142,7 @@
         <w:t>Vue</w:t>
       </w:r>
       <w:r>
-        <w:t xml:space="preserve">, данный </w:t>
-      </w:r>
-      <w:proofErr w:type="spellStart"/>
-      <w:r>
-        <w:t>фремфорк</w:t>
-      </w:r>
-      <w:proofErr w:type="spellEnd"/>
-      <w:r>
-        <w:t xml:space="preserve">, действительно, прост и удобен для понимания, так как он имеет простой синтаксис. Интерфейс обновляется автоматически, что упрощает разработку и откладку. Приложение разбивается на </w:t>
-      </w:r>
-      <w:proofErr w:type="spellStart"/>
-      <w:r>
-        <w:t>переиспользуемые</w:t>
-      </w:r>
-      <w:proofErr w:type="spellEnd"/>
-      <w:r>
-        <w:t xml:space="preserve"> компоненты, что ускоряет разработку и отладку. Именно данный </w:t>
-      </w:r>
-      <w:proofErr w:type="spellStart"/>
-      <w:r>
-        <w:t>фреймворк</w:t>
-      </w:r>
-      <w:proofErr w:type="spellEnd"/>
-      <w:r>
-        <w:t xml:space="preserve"> помог спроектировать афишу для кинотеатра. </w:t>
+        <w:t xml:space="preserve">, данный фремфорк, действительно, прост и удобен для понимания, так как он имеет простой синтаксис. Интерфейс обновляется автоматически, что упрощает разработку и откладку. Приложение разбивается на переиспользуемые компоненты, что ускоряет разработку и отладку. Именно данный фреймворк помог спроектировать афишу для кинотеатра. </w:t>
       </w:r>
     </w:p>
     <w:p>
@@ -5838,7 +5328,6 @@
           <w:lang w:val="en-US"/>
         </w:rPr>
       </w:pPr>
-      <w:proofErr w:type="spellStart"/>
       <w:r>
         <w:rPr>
           <w:rFonts w:cs="Times New Roman"/>
@@ -5846,7 +5335,6 @@
         </w:rPr>
         <w:t>Vue</w:t>
       </w:r>
-      <w:proofErr w:type="spellEnd"/>
       <w:r>
         <w:rPr>
           <w:rFonts w:cs="Times New Roman"/>
@@ -6395,8 +5883,6 @@
           <w:lang w:val="en-US"/>
         </w:rPr>
       </w:pPr>
-      <w:bookmarkStart w:id="13" w:name="_GoBack"/>
-      <w:bookmarkEnd w:id="13"/>
     </w:p>
     <w:p>
       <w:pPr>
@@ -6405,7 +5891,7 @@
           <w:rFonts w:cs="Times New Roman"/>
         </w:rPr>
       </w:pPr>
-      <w:bookmarkStart w:id="14" w:name="_Toc232968848"/>
+      <w:bookmarkStart w:id="13" w:name="_Toc232968848"/>
       <w:r>
         <w:rPr>
           <w:rFonts w:cs="Times New Roman"/>
@@ -6413,82 +5899,86 @@
         <w:lastRenderedPageBreak/>
         <w:t>Приложение А</w:t>
       </w:r>
+      <w:bookmarkEnd w:id="13"/>
+    </w:p>
+    <w:p>
+      <w:pPr>
+        <w:rPr>
+          <w:rFonts w:cs="Times New Roman"/>
+        </w:rPr>
+      </w:pPr>
+      <w:r>
+        <w:rPr>
+          <w:rFonts w:cs="Times New Roman"/>
+          <w:lang w:val="en-US"/>
+        </w:rPr>
+        <w:t>GitHub</w:t>
+      </w:r>
+      <w:r>
+        <w:rPr>
+          <w:rFonts w:cs="Times New Roman"/>
+        </w:rPr>
+        <w:t xml:space="preserve"> репозиторий с проектом</w:t>
+      </w:r>
+      <w:r>
+        <w:rPr>
+          <w:rFonts w:cs="Times New Roman"/>
+        </w:rPr>
+        <w:t xml:space="preserve">, где </w:t>
+      </w:r>
+      <w:r>
+        <w:rPr>
+          <w:rFonts w:cs="Times New Roman"/>
+        </w:rPr>
+        <w:t>реализован</w:t>
+      </w:r>
+      <w:r>
+        <w:rPr>
+          <w:rFonts w:cs="Times New Roman"/>
+        </w:rPr>
+        <w:t xml:space="preserve"> проект с фронтентом на </w:t>
+      </w:r>
+      <w:r>
+        <w:rPr>
+          <w:rFonts w:cs="Times New Roman"/>
+          <w:lang w:val="en-US"/>
+        </w:rPr>
+        <w:t>Vue</w:t>
+      </w:r>
+      <w:r>
+        <w:rPr>
+          <w:rFonts w:cs="Times New Roman"/>
+        </w:rPr>
+        <w:t xml:space="preserve">. </w:t>
+      </w:r>
+      <w:r>
+        <w:rPr>
+          <w:rFonts w:cs="Times New Roman"/>
+          <w:lang w:val="en-US"/>
+        </w:rPr>
+        <w:t>URL</w:t>
+      </w:r>
+      <w:r>
+        <w:rPr>
+          <w:rFonts w:cs="Times New Roman"/>
+        </w:rPr>
+        <w:t xml:space="preserve">: </w:t>
+      </w:r>
+      <w:hyperlink r:id="rId18" w:history="1">
+        <w:r>
+          <w:rPr>
+            <w:rStyle w:val="a9"/>
+            <w:rFonts w:cs="Times New Roman"/>
+          </w:rPr>
+          <w:t>https://github.com/VaryaKurtseva/CinemaFront/tree/main/cinemavue</w:t>
+        </w:r>
+      </w:hyperlink>
+    </w:p>
+    <w:p>
+      <w:bookmarkStart w:id="14" w:name="_GoBack"/>
       <w:bookmarkEnd w:id="14"/>
     </w:p>
     <w:p>
-      <w:r>
-        <w:rPr>
-          <w:rFonts w:cs="Times New Roman"/>
-          <w:lang w:val="en-US"/>
-        </w:rPr>
-        <w:t>GitHub</w:t>
-      </w:r>
-      <w:r>
-        <w:rPr>
-          <w:rFonts w:cs="Times New Roman"/>
-        </w:rPr>
-        <w:t xml:space="preserve"> репозиторий с проектом</w:t>
-      </w:r>
-      <w:r>
-        <w:rPr>
-          <w:rFonts w:cs="Times New Roman"/>
-        </w:rPr>
-        <w:t xml:space="preserve">, где </w:t>
-      </w:r>
-      <w:r>
-        <w:rPr>
-          <w:rFonts w:cs="Times New Roman"/>
-        </w:rPr>
-        <w:t>реализован</w:t>
-      </w:r>
-      <w:r>
-        <w:rPr>
-          <w:rFonts w:cs="Times New Roman"/>
-        </w:rPr>
-        <w:t xml:space="preserve"> проект с </w:t>
-      </w:r>
-      <w:proofErr w:type="spellStart"/>
-      <w:r>
-        <w:rPr>
-          <w:rFonts w:cs="Times New Roman"/>
-        </w:rPr>
-        <w:t>фронтентом</w:t>
-      </w:r>
-      <w:proofErr w:type="spellEnd"/>
-      <w:r>
-        <w:rPr>
-          <w:rFonts w:cs="Times New Roman"/>
-        </w:rPr>
-        <w:t xml:space="preserve"> на </w:t>
-      </w:r>
-      <w:r>
-        <w:rPr>
-          <w:rFonts w:cs="Times New Roman"/>
-          <w:lang w:val="en-US"/>
-        </w:rPr>
-        <w:t>Vue</w:t>
-      </w:r>
-      <w:r>
-        <w:rPr>
-          <w:rFonts w:cs="Times New Roman"/>
-        </w:rPr>
-        <w:t xml:space="preserve">. </w:t>
-      </w:r>
-      <w:r>
-        <w:rPr>
-          <w:rFonts w:cs="Times New Roman"/>
-          <w:lang w:val="en-US"/>
-        </w:rPr>
-        <w:t>URL</w:t>
-      </w:r>
-      <w:r>
-        <w:rPr>
-          <w:rFonts w:cs="Times New Roman"/>
-        </w:rPr>
-        <w:t xml:space="preserve">: </w:t>
-      </w:r>
-    </w:p>
-    <w:p>
       <w:pPr>
         <w:rPr>
           <w:rFonts w:cs="Times New Roman"/>
@@ -6496,7 +5986,7 @@
       </w:pPr>
     </w:p>
     <w:sectPr>
-      <w:footerReference w:type="default" r:id="rId18"/>
+      <w:footerReference w:type="default" r:id="rId19"/>
       <w:pgSz w:w="11906" w:h="16838"/>
       <w:pgMar w:top="1134" w:right="850" w:bottom="1134" w:left="1701" w:header="708" w:footer="708" w:gutter="0"/>
       <w:cols w:space="708"/>
@@ -6542,6 +6032,7 @@
         <w:docPartUnique/>
       </w:docPartObj>
     </w:sdtPr>
+    <w:sdtEndPr/>
     <w:sdtContent>
       <w:p>
         <w:pPr>
@@ -8070,6 +7561,7 @@
   <w:style w:type="character" w:default="1" w:styleId="a0">
     <w:name w:val="Default Paragraph Font"/>
     <w:uiPriority w:val="1"/>
+    <w:semiHidden/>
     <w:unhideWhenUsed/>
   </w:style>
   <w:style w:type="table" w:default="1" w:styleId="a1">
@@ -8744,7 +8236,7 @@
 </file>
 
 <file path=customXml/itemProps1.xml><?xml version="1.0" encoding="utf-8"?>
-<ds:datastoreItem xmlns:ds="http://schemas.openxmlformats.org/officeDocument/2006/customXml" ds:itemID="{16CA4F9E-0DD8-4F83-B4F2-128856CF6449}">
+<ds:datastoreItem xmlns:ds="http://schemas.openxmlformats.org/officeDocument/2006/customXml" ds:itemID="{50FCE241-807F-42A3-97EB-1D72FED0CB19}">
   <ds:schemaRefs>
     <ds:schemaRef ds:uri="http://schemas.openxmlformats.org/officeDocument/2006/bibliography"/>
   </ds:schemaRefs>
